--- a/chronx-whitepaper-v6.6.docx
+++ b/chronx-whitepaper-v6.6.docx
@@ -2588,7 +2588,7 @@
                 <w:sz w:val="18"/>
                 <w:szCs w:val="18"/>
               </w:rPr>
-              <w:t>iOS, Android, Windows. Loans tab, Activity tab, biometric login, seed phrases.</w:t>
+              <w:t>Android, Windows. iOS compiled, pending Apple App Store approval. Loans tab, Activity tab, biometric login, seed phrases.</w:t>
             </w:r>
           </w:p>
         </w:tc>
